--- a/docs/projects/P3/mini-irb-protocol.docx
+++ b/docs/projects/P3/mini-irb-protocol.docx
@@ -1,6 +1,6 @@
 
 <file path=word/document.xml><?xml version="1.0" encoding="utf-8"?>
-<w:document xmlns:wpc="http://schemas.microsoft.com/office/word/2010/wordprocessingCanvas" xmlns:cx="http://schemas.microsoft.com/office/drawing/2014/chartex" xmlns:cx1="http://schemas.microsoft.com/office/drawing/2015/9/8/chartex" xmlns:cx2="http://schemas.microsoft.com/office/drawing/2015/10/21/chartex" xmlns:cx3="http://schemas.microsoft.com/office/drawing/2016/5/9/chartex" xmlns:cx4="http://schemas.microsoft.com/office/drawing/2016/5/10/chartex" xmlns:cx5="http://schemas.microsoft.com/office/drawing/2016/5/11/chartex" xmlns:cx6="http://schemas.microsoft.com/office/drawing/2016/5/12/chartex" xmlns:cx7="http://schemas.microsoft.com/office/drawing/2016/5/13/chartex" xmlns:cx8="http://schemas.microsoft.com/office/drawing/2016/5/14/chartex" xmlns:mc="http://schemas.openxmlformats.org/markup-compatibility/2006" xmlns:aink="http://schemas.microsoft.com/office/drawing/2016/ink" xmlns:am3d="http://schemas.microsoft.com/office/drawing/2017/model3d" xmlns:o="urn:schemas-microsoft-com:office:office" xmlns:oel="http://schemas.microsoft.com/office/2019/extlst" xmlns:r="http://schemas.openxmlformats.org/officeDocument/2006/relationships" xmlns:m="http://schemas.openxmlformats.org/officeDocument/2006/math" xmlns:v="urn:schemas-microsoft-com:vml" xmlns:wp14="http://schemas.microsoft.com/office/word/2010/wordprocessingDrawing" xmlns:wp="http://schemas.openxmlformats.org/drawingml/2006/wordprocessingDrawing" xmlns:w10="urn:schemas-microsoft-com:office:word" xmlns:w="http://schemas.openxmlformats.org/wordprocessingml/2006/main" xmlns:w14="http://schemas.microsoft.com/office/word/2010/wordml" xmlns:w15="http://schemas.microsoft.com/office/word/2012/wordml" xmlns:w16cex="http://schemas.microsoft.com/office/word/2018/wordml/cex" xmlns:w16cid="http://schemas.microsoft.com/office/word/2016/wordml/cid" xmlns:w16="http://schemas.microsoft.com/office/word/2018/wordml" xmlns:w16du="http://schemas.microsoft.com/office/word/2023/wordml/word16du" xmlns:w16sdtdh="http://schemas.microsoft.com/office/word/2020/wordml/sdtdatahash" xmlns:w16se="http://schemas.microsoft.com/office/word/2015/wordml/symex" xmlns:wpg="http://schemas.microsoft.com/office/word/2010/wordprocessingGroup" xmlns:wpi="http://schemas.microsoft.com/office/word/2010/wordprocessingInk" xmlns:wne="http://schemas.microsoft.com/office/word/2006/wordml" xmlns:wps="http://schemas.microsoft.com/office/word/2010/wordprocessingShape" mc:Ignorable="w14 w15 w16se w16cid w16 w16cex w16sdtdh w16du wp14">
+<w:document xmlns:wpc="http://schemas.microsoft.com/office/word/2010/wordprocessingCanvas" xmlns:cx="http://schemas.microsoft.com/office/drawing/2014/chartex" xmlns:cx1="http://schemas.microsoft.com/office/drawing/2015/9/8/chartex" xmlns:cx2="http://schemas.microsoft.com/office/drawing/2015/10/21/chartex" xmlns:cx3="http://schemas.microsoft.com/office/drawing/2016/5/9/chartex" xmlns:cx4="http://schemas.microsoft.com/office/drawing/2016/5/10/chartex" xmlns:cx5="http://schemas.microsoft.com/office/drawing/2016/5/11/chartex" xmlns:cx6="http://schemas.microsoft.com/office/drawing/2016/5/12/chartex" xmlns:cx7="http://schemas.microsoft.com/office/drawing/2016/5/13/chartex" xmlns:cx8="http://schemas.microsoft.com/office/drawing/2016/5/14/chartex" xmlns:mc="http://schemas.openxmlformats.org/markup-compatibility/2006" xmlns:m="http://schemas.openxmlformats.org/officeDocument/2006/math" xmlns:aink="http://schemas.microsoft.com/office/drawing/2016/ink" xmlns:am3d="http://schemas.microsoft.com/office/drawing/2017/model3d" xmlns:oel="http://schemas.microsoft.com/office/2019/extlst" xmlns:r="http://schemas.openxmlformats.org/officeDocument/2006/relationships" xmlns:wp14="http://schemas.microsoft.com/office/word/2010/wordprocessingDrawing" xmlns:wp="http://schemas.openxmlformats.org/drawingml/2006/wordprocessingDrawing" xmlns:wpg="http://schemas.microsoft.com/office/word/2010/wordprocessingGroup" xmlns:wpi="http://schemas.microsoft.com/office/word/2010/wordprocessingInk" xmlns:wps="http://schemas.microsoft.com/office/word/2010/wordprocessingShape" xmlns:o="urn:schemas-microsoft-com:office:office" xmlns:v="urn:schemas-microsoft-com:vml" xmlns:w10="urn:schemas-microsoft-com:office:word" xmlns:w="http://schemas.openxmlformats.org/wordprocessingml/2006/main" xmlns:w14="http://schemas.microsoft.com/office/word/2010/wordml" xmlns:w15="http://schemas.microsoft.com/office/word/2012/wordml" xmlns:w16cex="http://schemas.microsoft.com/office/word/2018/wordml/cex" xmlns:w16cid="http://schemas.microsoft.com/office/word/2016/wordml/cid" xmlns:w16="http://schemas.microsoft.com/office/word/2018/wordml" xmlns:w16sdtdh="http://schemas.microsoft.com/office/word/2020/wordml/sdtdatahash" xmlns:w16sdtfl="http://schemas.microsoft.com/office/word/2024/wordml/sdtformatlock" xmlns:w16se="http://schemas.microsoft.com/office/word/2015/wordml/symex" xmlns:w16du="http://schemas.microsoft.com/office/word/2023/wordml/word16du" xmlns:wne="http://schemas.microsoft.com/office/word/2006/wordml" mc:Ignorable="w14 w15 w16se w16cid w16 w16cex w16sdtdh w16sdtfl w16du wp14">
   <w:body>
     <w:p>
       <w:pPr>
@@ -247,18 +247,8 @@
                 <w:sz w:val="20"/>
                 <w:szCs w:val="20"/>
               </w:rPr>
-              <w:t xml:space="preserve">The information obtained is recorded by the investigator in such a manner that the identity of the human subjects cannot readily be ascertained, directly or through identifiers linked to the </w:t>
+              <w:t>The information obtained is recorded by the investigator in such a manner that the identity of the human subjects cannot readily be ascertained, directly or through identifiers linked to the subjects;</w:t>
             </w:r>
-            <w:proofErr w:type="gramStart"/>
-            <w:r>
-              <w:rPr>
-                <w:rFonts w:asciiTheme="majorHAnsi" w:eastAsia="Calibri" w:hAnsiTheme="majorHAnsi" w:cstheme="majorHAnsi"/>
-                <w:sz w:val="20"/>
-                <w:szCs w:val="20"/>
-              </w:rPr>
-              <w:t>subjects;</w:t>
-            </w:r>
-            <w:proofErr w:type="gramEnd"/>
           </w:p>
           <w:p>
             <w:pPr>
@@ -309,18 +299,8 @@
                 <w:sz w:val="20"/>
                 <w:szCs w:val="20"/>
               </w:rPr>
-              <w:t xml:space="preserve">Any disclosure of the human subjects’ responses outside the research would not reasonably place the subjects at risk of criminal or civil liability or be damaging to the subjects’ financial standing, employability, educational advancement, or </w:t>
+              <w:t>Any disclosure of the human subjects’ responses outside the research would not reasonably place the subjects at risk of criminal or civil liability or be damaging to the subjects’ financial standing, employability, educational advancement, or reputation;</w:t>
             </w:r>
-            <w:proofErr w:type="gramStart"/>
-            <w:r>
-              <w:rPr>
-                <w:rFonts w:asciiTheme="majorHAnsi" w:eastAsia="Calibri" w:hAnsiTheme="majorHAnsi" w:cstheme="majorHAnsi"/>
-                <w:sz w:val="20"/>
-                <w:szCs w:val="20"/>
-              </w:rPr>
-              <w:t>reputation;</w:t>
-            </w:r>
-            <w:proofErr w:type="gramEnd"/>
           </w:p>
           <w:p>
             <w:pPr>
@@ -388,25 +368,7 @@
                 <w:sz w:val="20"/>
                 <w:szCs w:val="20"/>
               </w:rPr>
-              <w:t xml:space="preserve">Benign behavioral interventions are </w:t>
-            </w:r>
-            <w:proofErr w:type="gramStart"/>
-            <w:r>
-              <w:rPr>
-                <w:rFonts w:asciiTheme="majorHAnsi" w:eastAsia="Calibri" w:hAnsiTheme="majorHAnsi" w:cstheme="majorHAnsi"/>
-                <w:sz w:val="20"/>
-                <w:szCs w:val="20"/>
-              </w:rPr>
-              <w:t>brief in duration</w:t>
-            </w:r>
-            <w:proofErr w:type="gramEnd"/>
-            <w:r>
-              <w:rPr>
-                <w:rFonts w:asciiTheme="majorHAnsi" w:eastAsia="Calibri" w:hAnsiTheme="majorHAnsi" w:cstheme="majorHAnsi"/>
-                <w:sz w:val="20"/>
-                <w:szCs w:val="20"/>
-              </w:rPr>
-              <w:t xml:space="preserve">, harmless, painless, not physically invasive, not likely to have a significant adverse lasting impact on the subjects, and the investigator has no reason to think the subjects will find the interventions offensive or embarrassing. </w:t>
+              <w:t xml:space="preserve">Benign behavioral interventions are brief in duration, harmless, painless, not physically invasive, not likely to have a significant adverse lasting impact on the subjects, and the investigator has no reason to think the subjects will find the interventions offensive or embarrassing. </w:t>
             </w:r>
           </w:p>
           <w:p>
@@ -444,7 +406,6 @@
               </w:rPr>
               <w:t>●</w:t>
             </w:r>
-            <w:proofErr w:type="gramStart"/>
             <w:r>
               <w:rPr>
                 <w:rFonts w:asciiTheme="majorHAnsi" w:eastAsia="Times New Roman" w:hAnsiTheme="majorHAnsi" w:cstheme="majorHAnsi"/>
@@ -459,16 +420,7 @@
                 <w:sz w:val="20"/>
                 <w:szCs w:val="20"/>
               </w:rPr>
-              <w:t>“</w:t>
-            </w:r>
-            <w:proofErr w:type="gramEnd"/>
-            <w:r>
-              <w:rPr>
-                <w:rFonts w:asciiTheme="majorHAnsi" w:eastAsia="Calibri" w:hAnsiTheme="majorHAnsi" w:cstheme="majorHAnsi"/>
-                <w:sz w:val="20"/>
-                <w:szCs w:val="20"/>
-              </w:rPr>
-              <w:t>Brief in duration” means that all of the research activities take no more than a few hours over the course of one day to complete.</w:t>
+              <w:t>“Brief in duration” means that all of the research activities take no more than a few hours over the course of one day to complete.</w:t>
             </w:r>
           </w:p>
           <w:p>
@@ -840,7 +792,7 @@
         <w:rPr>
           <w:rFonts w:asciiTheme="majorHAnsi" w:hAnsiTheme="majorHAnsi" w:cstheme="majorHAnsi"/>
         </w:rPr>
-        <w:t>Participant Pool</w:t>
+        <w:t>Social Media</w:t>
       </w:r>
     </w:p>
     <w:p>
@@ -857,6 +809,23 @@
         <w:rPr>
           <w:rFonts w:asciiTheme="majorHAnsi" w:hAnsiTheme="majorHAnsi" w:cstheme="majorHAnsi"/>
         </w:rPr>
+        <w:t>Participant Pool</w:t>
+      </w:r>
+    </w:p>
+    <w:p>
+      <w:pPr>
+        <w:numPr>
+          <w:ilvl w:val="1"/>
+          <w:numId w:val="3"/>
+        </w:numPr>
+        <w:rPr>
+          <w:rFonts w:asciiTheme="majorHAnsi" w:hAnsiTheme="majorHAnsi" w:cstheme="majorHAnsi"/>
+        </w:rPr>
+      </w:pPr>
+      <w:r>
+        <w:rPr>
+          <w:rFonts w:asciiTheme="majorHAnsi" w:hAnsiTheme="majorHAnsi" w:cstheme="majorHAnsi"/>
+        </w:rPr>
         <w:t>Radio or TV</w:t>
       </w:r>
     </w:p>
@@ -910,21 +879,31 @@
         <w:rPr>
           <w:rFonts w:asciiTheme="majorHAnsi" w:hAnsiTheme="majorHAnsi" w:cstheme="majorHAnsi"/>
         </w:rPr>
-        <w:t xml:space="preserve">You will need to obtain consent for people to participate in your studies/tests. We have provided a template consent form for you to modify with appropriate details for your study activities. You can use this form either on paper or you can convert it into an online form (google form, </w:t>
-      </w:r>
-      <w:proofErr w:type="spellStart"/>
-      <w:r>
-        <w:rPr>
-          <w:rFonts w:asciiTheme="majorHAnsi" w:hAnsiTheme="majorHAnsi" w:cstheme="majorHAnsi"/>
-        </w:rPr>
-        <w:t>qualtrics</w:t>
-      </w:r>
-      <w:proofErr w:type="spellEnd"/>
-      <w:r>
-        <w:rPr>
-          <w:rFonts w:asciiTheme="majorHAnsi" w:hAnsiTheme="majorHAnsi" w:cstheme="majorHAnsi"/>
-        </w:rPr>
-        <w:t>, etc.) to obtain responses and a signature.</w:t>
+        <w:t>You will need to obtain consent for people to participate in your studies/tests. We have provided a template consent form for you to modify with appropriate details for your study activities. You can use this form either on paper or you can convert it into an online form (</w:t>
+      </w:r>
+      <w:r>
+        <w:rPr>
+          <w:rFonts w:asciiTheme="majorHAnsi" w:hAnsiTheme="majorHAnsi" w:cstheme="majorHAnsi"/>
+        </w:rPr>
+        <w:t>G</w:t>
+      </w:r>
+      <w:r>
+        <w:rPr>
+          <w:rFonts w:asciiTheme="majorHAnsi" w:hAnsiTheme="majorHAnsi" w:cstheme="majorHAnsi"/>
+        </w:rPr>
+        <w:t xml:space="preserve">oogle form, </w:t>
+      </w:r>
+      <w:r>
+        <w:rPr>
+          <w:rFonts w:asciiTheme="majorHAnsi" w:hAnsiTheme="majorHAnsi" w:cstheme="majorHAnsi"/>
+        </w:rPr>
+        <w:t>Q</w:t>
+      </w:r>
+      <w:r>
+        <w:rPr>
+          <w:rFonts w:asciiTheme="majorHAnsi" w:hAnsiTheme="majorHAnsi" w:cstheme="majorHAnsi"/>
+        </w:rPr>
+        <w:t>ualtrics, etc.) to obtain responses and a signature.</w:t>
       </w:r>
     </w:p>
     <w:p>
@@ -948,7 +927,6 @@
         <w:rPr>
           <w:rFonts w:asciiTheme="majorHAnsi" w:hAnsiTheme="majorHAnsi" w:cstheme="majorHAnsi"/>
         </w:rPr>
-        <w:lastRenderedPageBreak/>
         <w:t xml:space="preserve">Will </w:t>
       </w:r>
       <w:r>
@@ -1273,8 +1251,6 @@
     </w:p>
     <w:sectPr>
       <w:headerReference w:type="default" r:id="rId7"/>
-      <w:headerReference w:type="first" r:id="rId8"/>
-      <w:footerReference w:type="first" r:id="rId9"/>
       <w:pgSz w:w="12240" w:h="15840"/>
       <w:pgMar w:top="1440" w:right="1440" w:bottom="1440" w:left="1440" w:header="360" w:footer="720" w:gutter="0"/>
       <w:pgNumType w:start="1"/>
@@ -1285,7 +1261,7 @@
 </file>
 
 <file path=word/endnotes.xml><?xml version="1.0" encoding="utf-8"?>
-<w:endnotes xmlns:wpc="http://schemas.microsoft.com/office/word/2010/wordprocessingCanvas" xmlns:cx="http://schemas.microsoft.com/office/drawing/2014/chartex" xmlns:cx1="http://schemas.microsoft.com/office/drawing/2015/9/8/chartex" xmlns:cx2="http://schemas.microsoft.com/office/drawing/2015/10/21/chartex" xmlns:cx3="http://schemas.microsoft.com/office/drawing/2016/5/9/chartex" xmlns:cx4="http://schemas.microsoft.com/office/drawing/2016/5/10/chartex" xmlns:cx5="http://schemas.microsoft.com/office/drawing/2016/5/11/chartex" xmlns:cx6="http://schemas.microsoft.com/office/drawing/2016/5/12/chartex" xmlns:cx7="http://schemas.microsoft.com/office/drawing/2016/5/13/chartex" xmlns:cx8="http://schemas.microsoft.com/office/drawing/2016/5/14/chartex" xmlns:mc="http://schemas.openxmlformats.org/markup-compatibility/2006" xmlns:aink="http://schemas.microsoft.com/office/drawing/2016/ink" xmlns:am3d="http://schemas.microsoft.com/office/drawing/2017/model3d" xmlns:o="urn:schemas-microsoft-com:office:office" xmlns:oel="http://schemas.microsoft.com/office/2019/extlst" xmlns:r="http://schemas.openxmlformats.org/officeDocument/2006/relationships" xmlns:m="http://schemas.openxmlformats.org/officeDocument/2006/math" xmlns:v="urn:schemas-microsoft-com:vml" xmlns:wp14="http://schemas.microsoft.com/office/word/2010/wordprocessingDrawing" xmlns:wp="http://schemas.openxmlformats.org/drawingml/2006/wordprocessingDrawing" xmlns:w10="urn:schemas-microsoft-com:office:word" xmlns:w="http://schemas.openxmlformats.org/wordprocessingml/2006/main" xmlns:w14="http://schemas.microsoft.com/office/word/2010/wordml" xmlns:w15="http://schemas.microsoft.com/office/word/2012/wordml" xmlns:w16cex="http://schemas.microsoft.com/office/word/2018/wordml/cex" xmlns:w16cid="http://schemas.microsoft.com/office/word/2016/wordml/cid" xmlns:w16="http://schemas.microsoft.com/office/word/2018/wordml" xmlns:w16du="http://schemas.microsoft.com/office/word/2023/wordml/word16du" xmlns:w16sdtdh="http://schemas.microsoft.com/office/word/2020/wordml/sdtdatahash" xmlns:w16se="http://schemas.microsoft.com/office/word/2015/wordml/symex" xmlns:wpg="http://schemas.microsoft.com/office/word/2010/wordprocessingGroup" xmlns:wpi="http://schemas.microsoft.com/office/word/2010/wordprocessingInk" xmlns:wne="http://schemas.microsoft.com/office/word/2006/wordml" xmlns:wps="http://schemas.microsoft.com/office/word/2010/wordprocessingShape" mc:Ignorable="w14 w15 w16se w16cid w16 w16cex w16sdtdh w16du wp14">
+<w:endnotes xmlns:wpc="http://schemas.microsoft.com/office/word/2010/wordprocessingCanvas" xmlns:cx="http://schemas.microsoft.com/office/drawing/2014/chartex" xmlns:cx1="http://schemas.microsoft.com/office/drawing/2015/9/8/chartex" xmlns:cx2="http://schemas.microsoft.com/office/drawing/2015/10/21/chartex" xmlns:cx3="http://schemas.microsoft.com/office/drawing/2016/5/9/chartex" xmlns:cx4="http://schemas.microsoft.com/office/drawing/2016/5/10/chartex" xmlns:cx5="http://schemas.microsoft.com/office/drawing/2016/5/11/chartex" xmlns:cx6="http://schemas.microsoft.com/office/drawing/2016/5/12/chartex" xmlns:cx7="http://schemas.microsoft.com/office/drawing/2016/5/13/chartex" xmlns:cx8="http://schemas.microsoft.com/office/drawing/2016/5/14/chartex" xmlns:mc="http://schemas.openxmlformats.org/markup-compatibility/2006" xmlns:m="http://schemas.openxmlformats.org/officeDocument/2006/math" xmlns:aink="http://schemas.microsoft.com/office/drawing/2016/ink" xmlns:am3d="http://schemas.microsoft.com/office/drawing/2017/model3d" xmlns:oel="http://schemas.microsoft.com/office/2019/extlst" xmlns:r="http://schemas.openxmlformats.org/officeDocument/2006/relationships" xmlns:wp14="http://schemas.microsoft.com/office/word/2010/wordprocessingDrawing" xmlns:wp="http://schemas.openxmlformats.org/drawingml/2006/wordprocessingDrawing" xmlns:wpg="http://schemas.microsoft.com/office/word/2010/wordprocessingGroup" xmlns:wpi="http://schemas.microsoft.com/office/word/2010/wordprocessingInk" xmlns:wps="http://schemas.microsoft.com/office/word/2010/wordprocessingShape" xmlns:o="urn:schemas-microsoft-com:office:office" xmlns:v="urn:schemas-microsoft-com:vml" xmlns:w10="urn:schemas-microsoft-com:office:word" xmlns:w="http://schemas.openxmlformats.org/wordprocessingml/2006/main" xmlns:w14="http://schemas.microsoft.com/office/word/2010/wordml" xmlns:w15="http://schemas.microsoft.com/office/word/2012/wordml" xmlns:w16cex="http://schemas.microsoft.com/office/word/2018/wordml/cex" xmlns:w16cid="http://schemas.microsoft.com/office/word/2016/wordml/cid" xmlns:w16="http://schemas.microsoft.com/office/word/2018/wordml" xmlns:w16sdtdh="http://schemas.microsoft.com/office/word/2020/wordml/sdtdatahash" xmlns:w16sdtfl="http://schemas.microsoft.com/office/word/2024/wordml/sdtformatlock" xmlns:w16se="http://schemas.microsoft.com/office/word/2015/wordml/symex" xmlns:w16du="http://schemas.microsoft.com/office/word/2023/wordml/word16du" xmlns:wne="http://schemas.microsoft.com/office/word/2006/wordml" mc:Ignorable="w14 w15 w16se w16cid w16 w16cex w16sdtdh w16sdtfl w16du wp14">
   <w:endnote w:type="separator" w:id="-1">
     <w:p>
       <w:pPr>
@@ -1309,14 +1285,8 @@
 </w:endnotes>
 </file>
 
-<file path=word/footer1.xml><?xml version="1.0" encoding="utf-8"?>
-<w:ftr xmlns:wpc="http://schemas.microsoft.com/office/word/2010/wordprocessingCanvas" xmlns:cx="http://schemas.microsoft.com/office/drawing/2014/chartex" xmlns:cx1="http://schemas.microsoft.com/office/drawing/2015/9/8/chartex" xmlns:cx2="http://schemas.microsoft.com/office/drawing/2015/10/21/chartex" xmlns:cx3="http://schemas.microsoft.com/office/drawing/2016/5/9/chartex" xmlns:cx4="http://schemas.microsoft.com/office/drawing/2016/5/10/chartex" xmlns:cx5="http://schemas.microsoft.com/office/drawing/2016/5/11/chartex" xmlns:cx6="http://schemas.microsoft.com/office/drawing/2016/5/12/chartex" xmlns:cx7="http://schemas.microsoft.com/office/drawing/2016/5/13/chartex" xmlns:cx8="http://schemas.microsoft.com/office/drawing/2016/5/14/chartex" xmlns:mc="http://schemas.openxmlformats.org/markup-compatibility/2006" xmlns:aink="http://schemas.microsoft.com/office/drawing/2016/ink" xmlns:am3d="http://schemas.microsoft.com/office/drawing/2017/model3d" xmlns:o="urn:schemas-microsoft-com:office:office" xmlns:oel="http://schemas.microsoft.com/office/2019/extlst" xmlns:r="http://schemas.openxmlformats.org/officeDocument/2006/relationships" xmlns:m="http://schemas.openxmlformats.org/officeDocument/2006/math" xmlns:v="urn:schemas-microsoft-com:vml" xmlns:wp14="http://schemas.microsoft.com/office/word/2010/wordprocessingDrawing" xmlns:wp="http://schemas.openxmlformats.org/drawingml/2006/wordprocessingDrawing" xmlns:w10="urn:schemas-microsoft-com:office:word" xmlns:w="http://schemas.openxmlformats.org/wordprocessingml/2006/main" xmlns:w14="http://schemas.microsoft.com/office/word/2010/wordml" xmlns:w15="http://schemas.microsoft.com/office/word/2012/wordml" xmlns:w16cex="http://schemas.microsoft.com/office/word/2018/wordml/cex" xmlns:w16cid="http://schemas.microsoft.com/office/word/2016/wordml/cid" xmlns:w16="http://schemas.microsoft.com/office/word/2018/wordml" xmlns:w16du="http://schemas.microsoft.com/office/word/2023/wordml/word16du" xmlns:w16sdtdh="http://schemas.microsoft.com/office/word/2020/wordml/sdtdatahash" xmlns:w16se="http://schemas.microsoft.com/office/word/2015/wordml/symex" xmlns:wpg="http://schemas.microsoft.com/office/word/2010/wordprocessingGroup" xmlns:wpi="http://schemas.microsoft.com/office/word/2010/wordprocessingInk" xmlns:wne="http://schemas.microsoft.com/office/word/2006/wordml" xmlns:wps="http://schemas.microsoft.com/office/word/2010/wordprocessingShape" mc:Ignorable="w14 w15 w16se w16cid w16 w16cex w16sdtdh w16du wp14">
-  <w:p/>
-</w:ftr>
-</file>
-
 <file path=word/footnotes.xml><?xml version="1.0" encoding="utf-8"?>
-<w:footnotes xmlns:wpc="http://schemas.microsoft.com/office/word/2010/wordprocessingCanvas" xmlns:cx="http://schemas.microsoft.com/office/drawing/2014/chartex" xmlns:cx1="http://schemas.microsoft.com/office/drawing/2015/9/8/chartex" xmlns:cx2="http://schemas.microsoft.com/office/drawing/2015/10/21/chartex" xmlns:cx3="http://schemas.microsoft.com/office/drawing/2016/5/9/chartex" xmlns:cx4="http://schemas.microsoft.com/office/drawing/2016/5/10/chartex" xmlns:cx5="http://schemas.microsoft.com/office/drawing/2016/5/11/chartex" xmlns:cx6="http://schemas.microsoft.com/office/drawing/2016/5/12/chartex" xmlns:cx7="http://schemas.microsoft.com/office/drawing/2016/5/13/chartex" xmlns:cx8="http://schemas.microsoft.com/office/drawing/2016/5/14/chartex" xmlns:mc="http://schemas.openxmlformats.org/markup-compatibility/2006" xmlns:aink="http://schemas.microsoft.com/office/drawing/2016/ink" xmlns:am3d="http://schemas.microsoft.com/office/drawing/2017/model3d" xmlns:o="urn:schemas-microsoft-com:office:office" xmlns:oel="http://schemas.microsoft.com/office/2019/extlst" xmlns:r="http://schemas.openxmlformats.org/officeDocument/2006/relationships" xmlns:m="http://schemas.openxmlformats.org/officeDocument/2006/math" xmlns:v="urn:schemas-microsoft-com:vml" xmlns:wp14="http://schemas.microsoft.com/office/word/2010/wordprocessingDrawing" xmlns:wp="http://schemas.openxmlformats.org/drawingml/2006/wordprocessingDrawing" xmlns:w10="urn:schemas-microsoft-com:office:word" xmlns:w="http://schemas.openxmlformats.org/wordprocessingml/2006/main" xmlns:w14="http://schemas.microsoft.com/office/word/2010/wordml" xmlns:w15="http://schemas.microsoft.com/office/word/2012/wordml" xmlns:w16cex="http://schemas.microsoft.com/office/word/2018/wordml/cex" xmlns:w16cid="http://schemas.microsoft.com/office/word/2016/wordml/cid" xmlns:w16="http://schemas.microsoft.com/office/word/2018/wordml" xmlns:w16du="http://schemas.microsoft.com/office/word/2023/wordml/word16du" xmlns:w16sdtdh="http://schemas.microsoft.com/office/word/2020/wordml/sdtdatahash" xmlns:w16se="http://schemas.microsoft.com/office/word/2015/wordml/symex" xmlns:wpg="http://schemas.microsoft.com/office/word/2010/wordprocessingGroup" xmlns:wpi="http://schemas.microsoft.com/office/word/2010/wordprocessingInk" xmlns:wne="http://schemas.microsoft.com/office/word/2006/wordml" xmlns:wps="http://schemas.microsoft.com/office/word/2010/wordprocessingShape" mc:Ignorable="w14 w15 w16se w16cid w16 w16cex w16sdtdh w16du wp14">
+<w:footnotes xmlns:wpc="http://schemas.microsoft.com/office/word/2010/wordprocessingCanvas" xmlns:cx="http://schemas.microsoft.com/office/drawing/2014/chartex" xmlns:cx1="http://schemas.microsoft.com/office/drawing/2015/9/8/chartex" xmlns:cx2="http://schemas.microsoft.com/office/drawing/2015/10/21/chartex" xmlns:cx3="http://schemas.microsoft.com/office/drawing/2016/5/9/chartex" xmlns:cx4="http://schemas.microsoft.com/office/drawing/2016/5/10/chartex" xmlns:cx5="http://schemas.microsoft.com/office/drawing/2016/5/11/chartex" xmlns:cx6="http://schemas.microsoft.com/office/drawing/2016/5/12/chartex" xmlns:cx7="http://schemas.microsoft.com/office/drawing/2016/5/13/chartex" xmlns:cx8="http://schemas.microsoft.com/office/drawing/2016/5/14/chartex" xmlns:mc="http://schemas.openxmlformats.org/markup-compatibility/2006" xmlns:m="http://schemas.openxmlformats.org/officeDocument/2006/math" xmlns:aink="http://schemas.microsoft.com/office/drawing/2016/ink" xmlns:am3d="http://schemas.microsoft.com/office/drawing/2017/model3d" xmlns:oel="http://schemas.microsoft.com/office/2019/extlst" xmlns:r="http://schemas.openxmlformats.org/officeDocument/2006/relationships" xmlns:wp14="http://schemas.microsoft.com/office/word/2010/wordprocessingDrawing" xmlns:wp="http://schemas.openxmlformats.org/drawingml/2006/wordprocessingDrawing" xmlns:wpg="http://schemas.microsoft.com/office/word/2010/wordprocessingGroup" xmlns:wpi="http://schemas.microsoft.com/office/word/2010/wordprocessingInk" xmlns:wps="http://schemas.microsoft.com/office/word/2010/wordprocessingShape" xmlns:o="urn:schemas-microsoft-com:office:office" xmlns:v="urn:schemas-microsoft-com:vml" xmlns:w10="urn:schemas-microsoft-com:office:word" xmlns:w="http://schemas.openxmlformats.org/wordprocessingml/2006/main" xmlns:w14="http://schemas.microsoft.com/office/word/2010/wordml" xmlns:w15="http://schemas.microsoft.com/office/word/2012/wordml" xmlns:w16cex="http://schemas.microsoft.com/office/word/2018/wordml/cex" xmlns:w16cid="http://schemas.microsoft.com/office/word/2016/wordml/cid" xmlns:w16="http://schemas.microsoft.com/office/word/2018/wordml" xmlns:w16sdtdh="http://schemas.microsoft.com/office/word/2020/wordml/sdtdatahash" xmlns:w16sdtfl="http://schemas.microsoft.com/office/word/2024/wordml/sdtformatlock" xmlns:w16se="http://schemas.microsoft.com/office/word/2015/wordml/symex" xmlns:w16du="http://schemas.microsoft.com/office/word/2023/wordml/word16du" xmlns:wne="http://schemas.microsoft.com/office/word/2006/wordml" mc:Ignorable="w14 w15 w16se w16cid w16 w16cex w16sdtdh w16sdtfl w16du wp14">
   <w:footnote w:type="separator" w:id="-1">
     <w:p>
       <w:pPr>
@@ -1341,7 +1311,7 @@
 </file>
 
 <file path=word/header1.xml><?xml version="1.0" encoding="utf-8"?>
-<w:hdr xmlns:wpc="http://schemas.microsoft.com/office/word/2010/wordprocessingCanvas" xmlns:cx="http://schemas.microsoft.com/office/drawing/2014/chartex" xmlns:cx1="http://schemas.microsoft.com/office/drawing/2015/9/8/chartex" xmlns:cx2="http://schemas.microsoft.com/office/drawing/2015/10/21/chartex" xmlns:cx3="http://schemas.microsoft.com/office/drawing/2016/5/9/chartex" xmlns:cx4="http://schemas.microsoft.com/office/drawing/2016/5/10/chartex" xmlns:cx5="http://schemas.microsoft.com/office/drawing/2016/5/11/chartex" xmlns:cx6="http://schemas.microsoft.com/office/drawing/2016/5/12/chartex" xmlns:cx7="http://schemas.microsoft.com/office/drawing/2016/5/13/chartex" xmlns:cx8="http://schemas.microsoft.com/office/drawing/2016/5/14/chartex" xmlns:mc="http://schemas.openxmlformats.org/markup-compatibility/2006" xmlns:aink="http://schemas.microsoft.com/office/drawing/2016/ink" xmlns:am3d="http://schemas.microsoft.com/office/drawing/2017/model3d" xmlns:o="urn:schemas-microsoft-com:office:office" xmlns:oel="http://schemas.microsoft.com/office/2019/extlst" xmlns:r="http://schemas.openxmlformats.org/officeDocument/2006/relationships" xmlns:m="http://schemas.openxmlformats.org/officeDocument/2006/math" xmlns:v="urn:schemas-microsoft-com:vml" xmlns:wp14="http://schemas.microsoft.com/office/word/2010/wordprocessingDrawing" xmlns:wp="http://schemas.openxmlformats.org/drawingml/2006/wordprocessingDrawing" xmlns:w10="urn:schemas-microsoft-com:office:word" xmlns:w="http://schemas.openxmlformats.org/wordprocessingml/2006/main" xmlns:w14="http://schemas.microsoft.com/office/word/2010/wordml" xmlns:w15="http://schemas.microsoft.com/office/word/2012/wordml" xmlns:w16cex="http://schemas.microsoft.com/office/word/2018/wordml/cex" xmlns:w16cid="http://schemas.microsoft.com/office/word/2016/wordml/cid" xmlns:w16="http://schemas.microsoft.com/office/word/2018/wordml" xmlns:w16du="http://schemas.microsoft.com/office/word/2023/wordml/word16du" xmlns:w16sdtdh="http://schemas.microsoft.com/office/word/2020/wordml/sdtdatahash" xmlns:w16se="http://schemas.microsoft.com/office/word/2015/wordml/symex" xmlns:wpg="http://schemas.microsoft.com/office/word/2010/wordprocessingGroup" xmlns:wpi="http://schemas.microsoft.com/office/word/2010/wordprocessingInk" xmlns:wne="http://schemas.microsoft.com/office/word/2006/wordml" xmlns:wps="http://schemas.microsoft.com/office/word/2010/wordprocessingShape" mc:Ignorable="w14 w15 w16se w16cid w16 w16cex w16sdtdh w16du wp14">
+<w:hdr xmlns:wpc="http://schemas.microsoft.com/office/word/2010/wordprocessingCanvas" xmlns:cx="http://schemas.microsoft.com/office/drawing/2014/chartex" xmlns:cx1="http://schemas.microsoft.com/office/drawing/2015/9/8/chartex" xmlns:cx2="http://schemas.microsoft.com/office/drawing/2015/10/21/chartex" xmlns:cx3="http://schemas.microsoft.com/office/drawing/2016/5/9/chartex" xmlns:cx4="http://schemas.microsoft.com/office/drawing/2016/5/10/chartex" xmlns:cx5="http://schemas.microsoft.com/office/drawing/2016/5/11/chartex" xmlns:cx6="http://schemas.microsoft.com/office/drawing/2016/5/12/chartex" xmlns:cx7="http://schemas.microsoft.com/office/drawing/2016/5/13/chartex" xmlns:cx8="http://schemas.microsoft.com/office/drawing/2016/5/14/chartex" xmlns:mc="http://schemas.openxmlformats.org/markup-compatibility/2006" xmlns:m="http://schemas.openxmlformats.org/officeDocument/2006/math" xmlns:aink="http://schemas.microsoft.com/office/drawing/2016/ink" xmlns:am3d="http://schemas.microsoft.com/office/drawing/2017/model3d" xmlns:oel="http://schemas.microsoft.com/office/2019/extlst" xmlns:r="http://schemas.openxmlformats.org/officeDocument/2006/relationships" xmlns:wp14="http://schemas.microsoft.com/office/word/2010/wordprocessingDrawing" xmlns:wp="http://schemas.openxmlformats.org/drawingml/2006/wordprocessingDrawing" xmlns:wpg="http://schemas.microsoft.com/office/word/2010/wordprocessingGroup" xmlns:wpi="http://schemas.microsoft.com/office/word/2010/wordprocessingInk" xmlns:wps="http://schemas.microsoft.com/office/word/2010/wordprocessingShape" xmlns:o="urn:schemas-microsoft-com:office:office" xmlns:v="urn:schemas-microsoft-com:vml" xmlns:w10="urn:schemas-microsoft-com:office:word" xmlns:w="http://schemas.openxmlformats.org/wordprocessingml/2006/main" xmlns:w14="http://schemas.microsoft.com/office/word/2010/wordml" xmlns:w15="http://schemas.microsoft.com/office/word/2012/wordml" xmlns:w16cex="http://schemas.microsoft.com/office/word/2018/wordml/cex" xmlns:w16cid="http://schemas.microsoft.com/office/word/2016/wordml/cid" xmlns:w16="http://schemas.microsoft.com/office/word/2018/wordml" xmlns:w16sdtdh="http://schemas.microsoft.com/office/word/2020/wordml/sdtdatahash" xmlns:w16sdtfl="http://schemas.microsoft.com/office/word/2024/wordml/sdtformatlock" xmlns:w16se="http://schemas.microsoft.com/office/word/2015/wordml/symex" xmlns:w16du="http://schemas.microsoft.com/office/word/2023/wordml/word16du" xmlns:wne="http://schemas.microsoft.com/office/word/2006/wordml" mc:Ignorable="w14 w15 w16se w16cid w16 w16cex w16sdtdh w16sdtfl w16du wp14">
   <w:p>
     <w:pPr>
       <w:jc w:val="center"/>
@@ -1380,7 +1350,16 @@
         <w:sz w:val="28"/>
         <w:szCs w:val="28"/>
       </w:rPr>
-      <w:t>05-499/899: Accessibility</w:t>
+      <w:t>05-332/05-632/17-332/17-732</w:t>
+    </w:r>
+    <w:r>
+      <w:rPr>
+        <w:rFonts w:ascii="Calibri" w:eastAsia="Calibri" w:hAnsi="Calibri" w:cs="Calibri"/>
+        <w:b/>
+        <w:sz w:val="28"/>
+        <w:szCs w:val="28"/>
+      </w:rPr>
+      <w:t>: Accessibility</w:t>
     </w:r>
   </w:p>
   <w:p>
@@ -1417,8 +1396,13 @@
       <w:rPr>
         <w:noProof/>
       </w:rPr>
-      <w:pict w14:anchorId="2A371202">
-        <v:rect id="_x0000_i1025" alt="" style="width:468pt;height:.05pt;mso-width-percent:0;mso-height-percent:0;mso-width-percent:0;mso-height-percent:0" o:hralign="center" o:hrstd="t" o:hr="t" fillcolor="#a0a0a0" stroked="f"/>
+    </w:r>
+    <w:r>
+      <w:pict w14:anchorId="33444E34">
+        <v:rect id="Horizontal Line 1" o:spid="_x0000_s1025" style="width:468pt;height:.05pt;visibility:visible;mso-wrap-style:square;mso-left-percent:-10001;mso-top-percent:-10001;mso-position-horizontal:absolute;mso-position-horizontal-relative:char;mso-position-vertical:absolute;mso-position-vertical-relative:line;mso-left-percent:-10001;mso-top-percent:-10001;v-text-anchor:top" o:gfxdata="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" filled="f">
+          <o:lock v:ext="edit" rotation="t" aspectratio="t" verticies="t" text="t" shapetype="t"/>
+          <w10:anchorlock/>
+        </v:rect>
       </w:pict>
     </w:r>
   </w:p>
@@ -1436,14 +1420,8 @@
 </w:hdr>
 </file>
 
-<file path=word/header2.xml><?xml version="1.0" encoding="utf-8"?>
-<w:hdr xmlns:wpc="http://schemas.microsoft.com/office/word/2010/wordprocessingCanvas" xmlns:cx="http://schemas.microsoft.com/office/drawing/2014/chartex" xmlns:cx1="http://schemas.microsoft.com/office/drawing/2015/9/8/chartex" xmlns:cx2="http://schemas.microsoft.com/office/drawing/2015/10/21/chartex" xmlns:cx3="http://schemas.microsoft.com/office/drawing/2016/5/9/chartex" xmlns:cx4="http://schemas.microsoft.com/office/drawing/2016/5/10/chartex" xmlns:cx5="http://schemas.microsoft.com/office/drawing/2016/5/11/chartex" xmlns:cx6="http://schemas.microsoft.com/office/drawing/2016/5/12/chartex" xmlns:cx7="http://schemas.microsoft.com/office/drawing/2016/5/13/chartex" xmlns:cx8="http://schemas.microsoft.com/office/drawing/2016/5/14/chartex" xmlns:mc="http://schemas.openxmlformats.org/markup-compatibility/2006" xmlns:aink="http://schemas.microsoft.com/office/drawing/2016/ink" xmlns:am3d="http://schemas.microsoft.com/office/drawing/2017/model3d" xmlns:o="urn:schemas-microsoft-com:office:office" xmlns:oel="http://schemas.microsoft.com/office/2019/extlst" xmlns:r="http://schemas.openxmlformats.org/officeDocument/2006/relationships" xmlns:m="http://schemas.openxmlformats.org/officeDocument/2006/math" xmlns:v="urn:schemas-microsoft-com:vml" xmlns:wp14="http://schemas.microsoft.com/office/word/2010/wordprocessingDrawing" xmlns:wp="http://schemas.openxmlformats.org/drawingml/2006/wordprocessingDrawing" xmlns:w10="urn:schemas-microsoft-com:office:word" xmlns:w="http://schemas.openxmlformats.org/wordprocessingml/2006/main" xmlns:w14="http://schemas.microsoft.com/office/word/2010/wordml" xmlns:w15="http://schemas.microsoft.com/office/word/2012/wordml" xmlns:w16cex="http://schemas.microsoft.com/office/word/2018/wordml/cex" xmlns:w16cid="http://schemas.microsoft.com/office/word/2016/wordml/cid" xmlns:w16="http://schemas.microsoft.com/office/word/2018/wordml" xmlns:w16du="http://schemas.microsoft.com/office/word/2023/wordml/word16du" xmlns:w16sdtdh="http://schemas.microsoft.com/office/word/2020/wordml/sdtdatahash" xmlns:w16se="http://schemas.microsoft.com/office/word/2015/wordml/symex" xmlns:wpg="http://schemas.microsoft.com/office/word/2010/wordprocessingGroup" xmlns:wpi="http://schemas.microsoft.com/office/word/2010/wordprocessingInk" xmlns:wne="http://schemas.microsoft.com/office/word/2006/wordml" xmlns:wps="http://schemas.microsoft.com/office/word/2010/wordprocessingShape" mc:Ignorable="w14 w15 w16se w16cid w16 w16cex w16sdtdh w16du wp14">
-  <w:p/>
-</w:hdr>
-</file>
-
 <file path=word/numbering.xml><?xml version="1.0" encoding="utf-8"?>
-<w:numbering xmlns:wpc="http://schemas.microsoft.com/office/word/2010/wordprocessingCanvas" xmlns:cx="http://schemas.microsoft.com/office/drawing/2014/chartex" xmlns:cx1="http://schemas.microsoft.com/office/drawing/2015/9/8/chartex" xmlns:cx2="http://schemas.microsoft.com/office/drawing/2015/10/21/chartex" xmlns:cx3="http://schemas.microsoft.com/office/drawing/2016/5/9/chartex" xmlns:cx4="http://schemas.microsoft.com/office/drawing/2016/5/10/chartex" xmlns:cx5="http://schemas.microsoft.com/office/drawing/2016/5/11/chartex" xmlns:cx6="http://schemas.microsoft.com/office/drawing/2016/5/12/chartex" xmlns:cx7="http://schemas.microsoft.com/office/drawing/2016/5/13/chartex" xmlns:cx8="http://schemas.microsoft.com/office/drawing/2016/5/14/chartex" xmlns:mc="http://schemas.openxmlformats.org/markup-compatibility/2006" xmlns:aink="http://schemas.microsoft.com/office/drawing/2016/ink" xmlns:am3d="http://schemas.microsoft.com/office/drawing/2017/model3d" xmlns:o="urn:schemas-microsoft-com:office:office" xmlns:oel="http://schemas.microsoft.com/office/2019/extlst" xmlns:r="http://schemas.openxmlformats.org/officeDocument/2006/relationships" xmlns:m="http://schemas.openxmlformats.org/officeDocument/2006/math" xmlns:v="urn:schemas-microsoft-com:vml" xmlns:wp14="http://schemas.microsoft.com/office/word/2010/wordprocessingDrawing" xmlns:wp="http://schemas.openxmlformats.org/drawingml/2006/wordprocessingDrawing" xmlns:w10="urn:schemas-microsoft-com:office:word" xmlns:w="http://schemas.openxmlformats.org/wordprocessingml/2006/main" xmlns:w14="http://schemas.microsoft.com/office/word/2010/wordml" xmlns:w15="http://schemas.microsoft.com/office/word/2012/wordml" xmlns:w16cex="http://schemas.microsoft.com/office/word/2018/wordml/cex" xmlns:w16cid="http://schemas.microsoft.com/office/word/2016/wordml/cid" xmlns:w16="http://schemas.microsoft.com/office/word/2018/wordml" xmlns:w16du="http://schemas.microsoft.com/office/word/2023/wordml/word16du" xmlns:w16sdtdh="http://schemas.microsoft.com/office/word/2020/wordml/sdtdatahash" xmlns:w16se="http://schemas.microsoft.com/office/word/2015/wordml/symex" xmlns:wpg="http://schemas.microsoft.com/office/word/2010/wordprocessingGroup" xmlns:wpi="http://schemas.microsoft.com/office/word/2010/wordprocessingInk" xmlns:wne="http://schemas.microsoft.com/office/word/2006/wordml" xmlns:wps="http://schemas.microsoft.com/office/word/2010/wordprocessingShape" mc:Ignorable="w14 w15 w16se w16cid w16 w16cex w16sdtdh w16du wp14">
+<w:numbering xmlns:wpc="http://schemas.microsoft.com/office/word/2010/wordprocessingCanvas" xmlns:cx="http://schemas.microsoft.com/office/drawing/2014/chartex" xmlns:cx1="http://schemas.microsoft.com/office/drawing/2015/9/8/chartex" xmlns:cx2="http://schemas.microsoft.com/office/drawing/2015/10/21/chartex" xmlns:cx3="http://schemas.microsoft.com/office/drawing/2016/5/9/chartex" xmlns:cx4="http://schemas.microsoft.com/office/drawing/2016/5/10/chartex" xmlns:cx5="http://schemas.microsoft.com/office/drawing/2016/5/11/chartex" xmlns:cx6="http://schemas.microsoft.com/office/drawing/2016/5/12/chartex" xmlns:cx7="http://schemas.microsoft.com/office/drawing/2016/5/13/chartex" xmlns:cx8="http://schemas.microsoft.com/office/drawing/2016/5/14/chartex" xmlns:mc="http://schemas.openxmlformats.org/markup-compatibility/2006" xmlns:m="http://schemas.openxmlformats.org/officeDocument/2006/math" xmlns:aink="http://schemas.microsoft.com/office/drawing/2016/ink" xmlns:am3d="http://schemas.microsoft.com/office/drawing/2017/model3d" xmlns:oel="http://schemas.microsoft.com/office/2019/extlst" xmlns:r="http://schemas.openxmlformats.org/officeDocument/2006/relationships" xmlns:wp14="http://schemas.microsoft.com/office/word/2010/wordprocessingDrawing" xmlns:wp="http://schemas.openxmlformats.org/drawingml/2006/wordprocessingDrawing" xmlns:wpg="http://schemas.microsoft.com/office/word/2010/wordprocessingGroup" xmlns:wpi="http://schemas.microsoft.com/office/word/2010/wordprocessingInk" xmlns:wps="http://schemas.microsoft.com/office/word/2010/wordprocessingShape" xmlns:o="urn:schemas-microsoft-com:office:office" xmlns:v="urn:schemas-microsoft-com:vml" xmlns:w10="urn:schemas-microsoft-com:office:word" xmlns:w="http://schemas.openxmlformats.org/wordprocessingml/2006/main" xmlns:w14="http://schemas.microsoft.com/office/word/2010/wordml" xmlns:w15="http://schemas.microsoft.com/office/word/2012/wordml" xmlns:w16cex="http://schemas.microsoft.com/office/word/2018/wordml/cex" xmlns:w16cid="http://schemas.microsoft.com/office/word/2016/wordml/cid" xmlns:w16="http://schemas.microsoft.com/office/word/2018/wordml" xmlns:w16sdtdh="http://schemas.microsoft.com/office/word/2020/wordml/sdtdatahash" xmlns:w16sdtfl="http://schemas.microsoft.com/office/word/2024/wordml/sdtformatlock" xmlns:w16se="http://schemas.microsoft.com/office/word/2015/wordml/symex" xmlns:w16du="http://schemas.microsoft.com/office/word/2023/wordml/word16du" xmlns:wne="http://schemas.microsoft.com/office/word/2006/wordml" mc:Ignorable="w14 w15 w16se w16cid w16 w16cex w16sdtdh w16sdtfl w16du wp14">
   <w:abstractNum w:abstractNumId="0" w15:restartNumberingAfterBreak="0">
     <w:nsid w:val="2F476690"/>
     <w:multiLevelType w:val="multilevel"/>
@@ -2028,7 +2006,7 @@
 </file>
 
 <file path=word/styles.xml><?xml version="1.0" encoding="utf-8"?>
-<w:styles xmlns:mc="http://schemas.openxmlformats.org/markup-compatibility/2006" xmlns:r="http://schemas.openxmlformats.org/officeDocument/2006/relationships" xmlns:w="http://schemas.openxmlformats.org/wordprocessingml/2006/main" xmlns:w14="http://schemas.microsoft.com/office/word/2010/wordml" xmlns:w15="http://schemas.microsoft.com/office/word/2012/wordml" xmlns:w16cex="http://schemas.microsoft.com/office/word/2018/wordml/cex" xmlns:w16cid="http://schemas.microsoft.com/office/word/2016/wordml/cid" xmlns:w16="http://schemas.microsoft.com/office/word/2018/wordml" xmlns:w16du="http://schemas.microsoft.com/office/word/2023/wordml/word16du" xmlns:w16sdtdh="http://schemas.microsoft.com/office/word/2020/wordml/sdtdatahash" xmlns:w16se="http://schemas.microsoft.com/office/word/2015/wordml/symex" mc:Ignorable="w14 w15 w16se w16cid w16 w16cex w16sdtdh w16du">
+<w:styles xmlns:mc="http://schemas.openxmlformats.org/markup-compatibility/2006" xmlns:r="http://schemas.openxmlformats.org/officeDocument/2006/relationships" xmlns:w="http://schemas.openxmlformats.org/wordprocessingml/2006/main" xmlns:w14="http://schemas.microsoft.com/office/word/2010/wordml" xmlns:w15="http://schemas.microsoft.com/office/word/2012/wordml" xmlns:w16cex="http://schemas.microsoft.com/office/word/2018/wordml/cex" xmlns:w16cid="http://schemas.microsoft.com/office/word/2016/wordml/cid" xmlns:w16="http://schemas.microsoft.com/office/word/2018/wordml" xmlns:w16sdtdh="http://schemas.microsoft.com/office/word/2020/wordml/sdtdatahash" xmlns:w16sdtfl="http://schemas.microsoft.com/office/word/2024/wordml/sdtformatlock" xmlns:w16se="http://schemas.microsoft.com/office/word/2015/wordml/symex" xmlns:w16du="http://schemas.microsoft.com/office/word/2023/wordml/word16du" mc:Ignorable="w14 w15 w16se w16cid w16 w16cex w16sdtdh w16sdtfl w16du">
   <w:docDefaults>
     <w:rPrDefault>
       <w:rPr>
@@ -2617,6 +2595,50 @@
       </w:tblCellMar>
     </w:tblPr>
   </w:style>
+  <w:style w:type="paragraph" w:styleId="Header">
+    <w:name w:val="header"/>
+    <w:basedOn w:val="Normal"/>
+    <w:link w:val="HeaderChar"/>
+    <w:uiPriority w:val="99"/>
+    <w:unhideWhenUsed/>
+    <w:rsid w:val="00C000CC"/>
+    <w:pPr>
+      <w:tabs>
+        <w:tab w:val="center" w:pos="4680"/>
+        <w:tab w:val="right" w:pos="9360"/>
+      </w:tabs>
+      <w:spacing w:line="240" w:lineRule="auto"/>
+    </w:pPr>
+  </w:style>
+  <w:style w:type="character" w:customStyle="1" w:styleId="HeaderChar">
+    <w:name w:val="Header Char"/>
+    <w:basedOn w:val="DefaultParagraphFont"/>
+    <w:link w:val="Header"/>
+    <w:uiPriority w:val="99"/>
+    <w:rsid w:val="00C000CC"/>
+  </w:style>
+  <w:style w:type="paragraph" w:styleId="Footer">
+    <w:name w:val="footer"/>
+    <w:basedOn w:val="Normal"/>
+    <w:link w:val="FooterChar"/>
+    <w:uiPriority w:val="99"/>
+    <w:unhideWhenUsed/>
+    <w:rsid w:val="00C000CC"/>
+    <w:pPr>
+      <w:tabs>
+        <w:tab w:val="center" w:pos="4680"/>
+        <w:tab w:val="right" w:pos="9360"/>
+      </w:tabs>
+      <w:spacing w:line="240" w:lineRule="auto"/>
+    </w:pPr>
+  </w:style>
+  <w:style w:type="character" w:customStyle="1" w:styleId="FooterChar">
+    <w:name w:val="Footer Char"/>
+    <w:basedOn w:val="DefaultParagraphFont"/>
+    <w:link w:val="Footer"/>
+    <w:uiPriority w:val="99"/>
+    <w:rsid w:val="00C000CC"/>
+  </w:style>
 </w:styles>
 </file>
 
